--- a/public/plantillas-contrato/BosquesOficinaPrivadaFisica.docx
+++ b/public/plantillas-contrato/BosquesOficinaPrivadaFisica.docx
@@ -419,6 +419,7 @@
           <w:bCs w:val="1"/>
           <w:sz w:val="22"/>
           <w:szCs w:val="22"/>
+          <w:highlight w:val="yellow"/>
           <w:rtl w:val="0"/>
         </w:rPr>
         <w:t xml:space="preserve">“Oficina {{NUMERO_ESPACIO}}”</w:t>
@@ -1478,9 +1479,50 @@
           <w:bCs w:val="1"/>
           <w:sz w:val="22"/>
           <w:szCs w:val="22"/>
-          <w:rtl w:val="0"/>
-        </w:rPr>
-        <w:t xml:space="preserve">{{DURACION_MESES}} meses</w:t>
+          <w:highlight w:val="yellow"/>
+          <w:rtl w:val="0"/>
+        </w:rPr>
+        <w:t xml:space="preserve">{{DURACION_MESES}}</w:t>
+      </w:r>
+      <w:r>
+        <w:rPr>
+          <w:sz w:val="22"/>
+          <w:szCs w:val="22"/>
+          <w:highlight w:val="yellow"/>
+          <w:rtl w:val="0"/>
+        </w:rPr>
+        <w:t xml:space="preserve"/>
+      </w:r>
+      <w:r>
+        <w:rPr>
+          <w:b w:val="1"/>
+          <w:bCs w:val="1"/>
+          <w:sz w:val="22"/>
+          <w:szCs w:val="22"/>
+          <w:highlight w:val="yellow"/>
+          <w:rtl w:val="0"/>
+        </w:rPr>
+        <w:t xml:space="preserve"/>
+      </w:r>
+      <w:r>
+        <w:rPr>
+          <w:sz w:val="22"/>
+          <w:szCs w:val="22"/>
+          <w:highlight w:val="yellow"/>
+          <w:rtl w:val="0"/>
+        </w:rPr>
+        <w:t xml:space="preserve"> </w:t>
+      </w:r>
+      <w:r>
+        <w:rPr>
+          <w:b w:val="1"/>
+          <w:bCs w:val="1"/>
+          <w:sz w:val="22"/>
+          <w:szCs w:val="22"/>
+          <w:highlight w:val="yellow"/>
+          <w:rtl w:val="0"/>
+        </w:rPr>
+        <w:t xml:space="preserve">meses</w:t>
       </w:r>
       <w:r>
         <w:rPr>
@@ -1512,6 +1554,20 @@
           <w:rtl w:val="0"/>
         </w:rPr>
         <w:t xml:space="preserve"> </w:t>
+      </w:r>
+    </w:p>
+    <w:p>
+      <w:pPr>
+        <w:jc w:val="both"/>
+        <w:rPr>
+          <w:sz w:val="22"/>
+          <w:szCs w:val="22"/>
+        </w:rPr>
+      </w:pPr>
+      <w:r>
+        <w:rPr>
+          <w:rtl w:val="0"/>
+        </w:rPr>
       </w:r>
     </w:p>
     <w:p>
@@ -1676,6 +1732,274 @@
           <w:bCs w:val="1"/>
           <w:rtl w:val="0"/>
         </w:rPr>
+        <w:t xml:space="preserve">TERCERA.- COSTO DEL SERVICIO.</w:t>
+      </w:r>
+    </w:p>
+    <w:p>
+      <w:pPr>
+        <w:jc w:val="both"/>
+        <w:rPr>
+          <w:sz w:val="22"/>
+          <w:szCs w:val="22"/>
+        </w:rPr>
+      </w:pPr>
+      <w:r>
+        <w:rPr>
+          <w:rtl w:val="0"/>
+        </w:rPr>
+      </w:r>
+    </w:p>
+    <w:p>
+      <w:pPr>
+        <w:jc w:val="both"/>
+        <w:rPr>
+          <w:b w:val="1"/>
+          <w:bCs w:val="1"/>
+          <w:sz w:val="22"/>
+          <w:szCs w:val="22"/>
+        </w:rPr>
+      </w:pPr>
+      <w:r>
+        <w:rPr>
+          <w:sz w:val="22"/>
+          <w:szCs w:val="22"/>
+          <w:rtl w:val="0"/>
+        </w:rPr>
+        <w:t xml:space="preserve">El “BENEFICIARIO DEL SERVICIO” deberá de pagar mensualmente al “OTORGANTE DEL SERVICIO” la cantidad de </w:t>
+      </w:r>
+      <w:r>
+        <w:rPr>
+          <w:b w:val="1"/>
+          <w:bCs w:val="1"/>
+          <w:sz w:val="22"/>
+          <w:szCs w:val="22"/>
+          <w:highlight w:val="yellow"/>
+          <w:rtl w:val="0"/>
+        </w:rPr>
+        <w:t xml:space="preserve">{{PRECIO_MENSUAL}} ({{PRECIO_MENSUAL_LETRA}})</w:t>
+      </w:r>
+      <w:r>
+        <w:rPr>
+          <w:b w:val="1"/>
+          <w:bCs w:val="1"/>
+          <w:sz w:val="22"/>
+          <w:szCs w:val="22"/>
+          <w:rtl w:val="0"/>
+        </w:rPr>
+        <w:t xml:space="preserve">, más el impuesto al valor agregado </w:t>
+      </w:r>
+      <w:r>
+        <w:rPr>
+          <w:b w:val="1"/>
+          <w:bCs w:val="1"/>
+          <w:color w:val="ff0000"/>
+          <w:sz w:val="22"/>
+          <w:szCs w:val="22"/>
+          <w:rtl w:val="0"/>
+        </w:rPr>
+        <w:t xml:space="preserve">y/o demás impuestos a su cargo</w:t>
+      </w:r>
+      <w:r>
+        <w:rPr>
+          <w:sz w:val="22"/>
+          <w:szCs w:val="22"/>
+          <w:rtl w:val="0"/>
+        </w:rPr>
+        <w:t xml:space="preserve">, por concepto de servicio de </w:t>
+      </w:r>
+      <w:r>
+        <w:rPr>
+          <w:b w:val="1"/>
+          <w:bCs w:val="1"/>
+          <w:sz w:val="22"/>
+          <w:szCs w:val="22"/>
+          <w:highlight w:val="yellow"/>
+          <w:rtl w:val="0"/>
+        </w:rPr>
+        <w:t xml:space="preserve">“Oficina {{NUMERO_ESPACIO}}”</w:t>
+      </w:r>
+      <w:r>
+        <w:rPr>
+          <w:sz w:val="22"/>
+          <w:szCs w:val="22"/>
+          <w:rtl w:val="0"/>
+        </w:rPr>
+        <w:t xml:space="preserve">. Los depósitos o Transferencias bancarias se harán a la cuenta bancaria</w:t>
+      </w:r>
+      <w:r>
+        <w:rPr>
+          <w:b w:val="1"/>
+          <w:bCs w:val="1"/>
+          <w:sz w:val="22"/>
+          <w:szCs w:val="22"/>
+          <w:rtl w:val="0"/>
+        </w:rPr>
+        <w:t xml:space="preserve"> </w:t>
+      </w:r>
+      <w:r>
+        <w:rPr>
+          <w:b w:val="1"/>
+          <w:bCs w:val="1"/>
+          <w:sz w:val="22"/>
+          <w:szCs w:val="22"/>
+          <w:highlight w:val="yellow"/>
+          <w:rtl w:val="0"/>
+        </w:rPr>
+        <w:t xml:space="preserve">0126717136</w:t>
+      </w:r>
+      <w:r>
+        <w:rPr>
+          <w:rtl w:val="0"/>
+        </w:rPr>
+        <w:t xml:space="preserve"> </w:t>
+      </w:r>
+      <w:r>
+        <w:rPr>
+          <w:sz w:val="22"/>
+          <w:szCs w:val="22"/>
+          <w:rtl w:val="0"/>
+        </w:rPr>
+        <w:t xml:space="preserve">del banco de Bancomer</w:t>
+      </w:r>
+      <w:r>
+        <w:rPr>
+          <w:b w:val="1"/>
+          <w:bCs w:val="1"/>
+          <w:sz w:val="22"/>
+          <w:szCs w:val="22"/>
+          <w:rtl w:val="0"/>
+        </w:rPr>
+        <w:t xml:space="preserve">, </w:t>
+      </w:r>
+      <w:r>
+        <w:rPr>
+          <w:sz w:val="22"/>
+          <w:szCs w:val="22"/>
+          <w:rtl w:val="0"/>
+        </w:rPr>
+        <w:t xml:space="preserve">N° de clave</w:t>
+      </w:r>
+      <w:r>
+        <w:rPr>
+          <w:b w:val="1"/>
+          <w:bCs w:val="1"/>
+          <w:sz w:val="22"/>
+          <w:szCs w:val="22"/>
+          <w:rtl w:val="0"/>
+        </w:rPr>
+        <w:t xml:space="preserve"> </w:t>
+      </w:r>
+      <w:r>
+        <w:rPr>
+          <w:b w:val="1"/>
+          <w:bCs w:val="1"/>
+          <w:sz w:val="22"/>
+          <w:szCs w:val="22"/>
+          <w:highlight w:val="yellow"/>
+          <w:rtl w:val="0"/>
+        </w:rPr>
+        <w:t xml:space="preserve">012010001267171364</w:t>
+      </w:r>
+      <w:r>
+        <w:rPr>
+          <w:rtl w:val="0"/>
+        </w:rPr>
+        <w:t xml:space="preserve"> a </w:t>
+      </w:r>
+      <w:r>
+        <w:rPr>
+          <w:sz w:val="22"/>
+          <w:szCs w:val="22"/>
+          <w:rtl w:val="0"/>
+        </w:rPr>
+        <w:t xml:space="preserve">nombre de</w:t>
+      </w:r>
+      <w:r>
+        <w:rPr>
+          <w:b w:val="1"/>
+          <w:bCs w:val="1"/>
+          <w:sz w:val="22"/>
+          <w:szCs w:val="22"/>
+          <w:rtl w:val="0"/>
+        </w:rPr>
+        <w:t xml:space="preserve"> NBC COMPANY, S.A.P.I. DE C.V.</w:t>
+      </w:r>
+    </w:p>
+    <w:p>
+      <w:pPr>
+        <w:jc w:val="both"/>
+        <w:rPr>
+          <w:b w:val="1"/>
+          <w:bCs w:val="1"/>
+          <w:sz w:val="22"/>
+          <w:szCs w:val="22"/>
+        </w:rPr>
+      </w:pPr>
+      <w:r>
+        <w:rPr>
+          <w:rtl w:val="0"/>
+        </w:rPr>
+      </w:r>
+    </w:p>
+    <w:p>
+      <w:pPr>
+        <w:jc w:val="both"/>
+        <w:rPr>
+          <w:b w:val="1"/>
+          <w:bCs w:val="1"/>
+        </w:rPr>
+      </w:pPr>
+      <w:r>
+        <w:rPr>
+          <w:b w:val="1"/>
+          <w:bCs w:val="1"/>
+          <w:sz w:val="22"/>
+          <w:szCs w:val="22"/>
+          <w:rtl w:val="0"/>
+        </w:rPr>
+        <w:t xml:space="preserve">Las partes acuerdan que el costo del servicio se incrementará de forma anual (en cada aniversario del contrato), aplicando a la renta vigente lo que indique el Índice Nacional de Precios al Consumidor (INPC) que publique el </w:t>
+      </w:r>
+      <w:r>
+        <w:rPr>
+          <w:b w:val="1"/>
+          <w:bCs w:val="1"/>
+          <w:color w:val="ff0000"/>
+          <w:sz w:val="22"/>
+          <w:szCs w:val="22"/>
+          <w:highlight w:val="yellow"/>
+          <w:rtl w:val="0"/>
+        </w:rPr>
+        <w:t xml:space="preserve">Banco de México / INEGI.</w:t>
+      </w:r>
+      <w:r>
+        <w:rPr>
+          <w:sz w:val="22"/>
+          <w:szCs w:val="22"/>
+          <w:highlight w:val="yellow"/>
+          <w:rtl w:val="0"/>
+        </w:rPr>
+        <w:br w:type="textWrapping"/>
+      </w:r>
+      <w:r>
+        <w:rPr>
+          <w:rtl w:val="0"/>
+        </w:rPr>
+      </w:r>
+    </w:p>
+    <w:p>
+      <w:pPr>
+        <w:jc w:val="both"/>
+        <w:rPr>
+          <w:b w:val="1"/>
+          <w:bCs w:val="1"/>
+        </w:rPr>
+      </w:pPr>
+      <w:r>
+        <w:rPr>
+          <w:b w:val="1"/>
+          <w:bCs w:val="1"/>
+          <w:rtl w:val="0"/>
+        </w:rPr>
         <w:t xml:space="preserve">CUARTA.- </w:t>
       </w:r>
       <w:r>
@@ -1722,9 +2046,25 @@
       </w:r>
       <w:r>
         <w:rPr>
-          <w:rtl w:val="0"/>
-        </w:rPr>
-        <w:t xml:space="preserve">{{DEPOSITO_GARANTIA}}</w:t>
+          <w:highlight w:val="yellow"/>
+          <w:rtl w:val="0"/>
+        </w:rPr>
+        <w:t xml:space="preserve">{{DEPOSITO_GARANTIA}} ({{DEPOSITO_GARANTIA_LETRA}})</w:t>
+      </w:r>
+      <w:r>
+        <w:rPr>
+          <w:color w:val="ff0000"/>
+          <w:highlight w:val="yellow"/>
+          <w:rtl w:val="0"/>
+        </w:rPr>
+        <w:t xml:space="preserve"/>
+      </w:r>
+      <w:r>
+        <w:rPr>
+          <w:highlight w:val="yellow"/>
+          <w:rtl w:val="0"/>
+        </w:rPr>
+        <w:t xml:space="preserve"/>
       </w:r>
       <w:r>
         <w:rPr>
@@ -2088,26 +2428,12 @@
     <w:p>
       <w:pPr>
         <w:jc w:val="both"/>
-        <w:rPr/>
-      </w:pPr>
-      <w:r>
-        <w:rPr>
-          <w:rtl w:val="0"/>
-        </w:rPr>
-      </w:r>
-    </w:p>
-    <w:p>
-      <w:pPr>
-        <w:jc w:val="both"/>
         <w:rPr>
           <w:color w:val="ff0000"/>
           <w:sz w:val="22"/>
           <w:szCs w:val="22"/>
         </w:rPr>
       </w:pPr>
-      <w:r>
-        <w:br w:type="page"/>
-      </w:r>
       <w:r>
         <w:rPr>
           <w:rtl w:val="0"/>
@@ -2272,9 +2598,18 @@
           <w:bCs w:val="1"/>
           <w:sz w:val="22"/>
           <w:szCs w:val="22"/>
-          <w:rtl w:val="0"/>
-        </w:rPr>
-        <w:t xml:space="preserve">{{HORAS_SALA_JUNTAS}} hrs al mes)</w:t>
+          <w:highlight w:val="yellow"/>
+          <w:rtl w:val="0"/>
+        </w:rPr>
+        <w:t xml:space="preserve">{{HORAS_SALA_JUNTAS}}</w:t>
+      </w:r>
+      <w:r>
+        <w:rPr>
+          <w:sz w:val="22"/>
+          <w:szCs w:val="22"/>
+          <w:rtl w:val="0"/>
+        </w:rPr>
+        <w:t xml:space="preserve"> hrs al mes)</w:t>
       </w:r>
     </w:p>
     <w:p>
@@ -2801,28 +3136,26 @@
       <w:pPr>
         <w:jc w:val="both"/>
         <w:rPr>
-          <w:sz w:val="22"/>
-          <w:szCs w:val="22"/>
-        </w:rPr>
-      </w:pPr>
-      <w:r>
-        <w:rPr>
-          <w:rtl w:val="0"/>
-        </w:rPr>
-      </w:r>
-    </w:p>
-    <w:p>
-      <w:pPr>
-        <w:jc w:val="both"/>
-        <w:rPr>
           <w:b w:val="1"/>
           <w:bCs w:val="1"/>
           <w:color w:val="ff0000"/>
         </w:rPr>
       </w:pPr>
       <w:r>
-        <w:br w:type="page"/>
-      </w:r>
+        <w:rPr>
+          <w:rtl w:val="0"/>
+        </w:rPr>
+      </w:r>
+    </w:p>
+    <w:p>
+      <w:pPr>
+        <w:jc w:val="both"/>
+        <w:rPr>
+          <w:b w:val="1"/>
+          <w:bCs w:val="1"/>
+          <w:color w:val="ff0000"/>
+        </w:rPr>
+      </w:pPr>
       <w:r>
         <w:rPr>
           <w:rtl w:val="0"/>
@@ -2880,6 +3213,20 @@
     <w:p>
       <w:pPr>
         <w:jc w:val="both"/>
+        <w:rPr>
+          <w:b w:val="1"/>
+          <w:bCs w:val="1"/>
+        </w:rPr>
+      </w:pPr>
+      <w:r>
+        <w:rPr>
+          <w:rtl w:val="0"/>
+        </w:rPr>
+      </w:r>
+    </w:p>
+    <w:p>
+      <w:pPr>
+        <w:jc w:val="both"/>
         <w:rPr/>
       </w:pPr>
       <w:r>
@@ -2987,7 +3334,7 @@
           <w:u w:val="single"/>
           <w:rtl w:val="0"/>
         </w:rPr>
-        <w:t xml:space="preserve">$0.00</w:t>
+        <w:t xml:space="preserve">{{DEPOSITO_GARANTIA}} ({{DEPOSITO_GARANTIA_LETRA}})</w:t>
       </w:r>
       <w:r>
         <w:rPr>
@@ -2996,7 +3343,7 @@
           <w:highlight w:val="yellow"/>
           <w:rtl w:val="0"/>
         </w:rPr>
-        <w:t xml:space="preserve"> (Cero pesos 00/100 MN.)</w:t>
+        <w:t xml:space="preserve"/>
       </w:r>
       <w:r>
         <w:rPr>
@@ -3110,6 +3457,20 @@
     <w:p>
       <w:pPr>
         <w:jc w:val="both"/>
+        <w:rPr>
+          <w:b w:val="1"/>
+          <w:bCs w:val="1"/>
+        </w:rPr>
+      </w:pPr>
+      <w:r>
+        <w:rPr>
+          <w:rtl w:val="0"/>
+        </w:rPr>
+      </w:r>
+    </w:p>
+    <w:p>
+      <w:pPr>
+        <w:jc w:val="both"/>
         <w:rPr/>
       </w:pPr>
       <w:r>
@@ -3381,27 +3742,10 @@
       <w:pPr>
         <w:jc w:val="both"/>
         <w:rPr>
-          <w:sz w:val="22"/>
-          <w:szCs w:val="22"/>
-        </w:rPr>
-      </w:pPr>
-      <w:r>
-        <w:rPr>
-          <w:rtl w:val="0"/>
-        </w:rPr>
-      </w:r>
-    </w:p>
-    <w:p>
-      <w:pPr>
-        <w:jc w:val="both"/>
-        <w:rPr>
-          <w:b w:val="1"/>
-          <w:bCs w:val="1"/>
-        </w:rPr>
-      </w:pPr>
-      <w:r>
-        <w:br w:type="page"/>
-      </w:r>
+          <w:b w:val="1"/>
+          <w:bCs w:val="1"/>
+        </w:rPr>
+      </w:pPr>
       <w:r>
         <w:rPr>
           <w:rtl w:val="0"/>
@@ -3873,8 +4217,6 @@
         <w:rPr>
           <w:b w:val="1"/>
           <w:bCs w:val="1"/>
-          <w:sz w:val="22"/>
-          <w:szCs w:val="22"/>
         </w:rPr>
       </w:pPr>
       <w:r>
@@ -3987,8 +4329,8 @@
       <w:pPr>
         <w:jc w:val="both"/>
         <w:rPr>
-          <w:sz w:val="22"/>
-          <w:szCs w:val="22"/>
+          <w:b w:val="1"/>
+          <w:bCs w:val="1"/>
         </w:rPr>
       </w:pPr>
       <w:r>
@@ -4050,18 +4392,6 @@
         <w:t xml:space="preserve"> </w:t>
         <w:br w:type="textWrapping"/>
       </w:r>
-    </w:p>
-    <w:p>
-      <w:pPr>
-        <w:jc w:val="both"/>
-        <w:rPr>
-          <w:b w:val="1"/>
-          <w:bCs w:val="1"/>
-        </w:rPr>
-      </w:pPr>
-      <w:r>
-        <w:br w:type="page"/>
-      </w:r>
       <w:r>
         <w:rPr>
           <w:rtl w:val="0"/>
@@ -4289,36 +4619,6 @@
         </w:rPr>
         <w:t xml:space="preserve">Aguascalientes, Ags. México, el día 01 de diciembre del 2026.</w:t>
       </w:r>
-      <w:r>
-        <w:rPr>
-          <w:rtl w:val="0"/>
-        </w:rPr>
-      </w:r>
-    </w:p>
-    <w:p>
-      <w:pPr>
-        <w:jc w:val="both"/>
-        <w:rPr>
-          <w:smallCaps w:val="1"/>
-          <w:sz w:val="22"/>
-          <w:szCs w:val="22"/>
-        </w:rPr>
-      </w:pPr>
-      <w:r>
-        <w:rPr>
-          <w:rtl w:val="0"/>
-        </w:rPr>
-      </w:r>
-    </w:p>
-    <w:p>
-      <w:pPr>
-        <w:jc w:val="both"/>
-        <w:rPr>
-          <w:smallCaps w:val="1"/>
-          <w:sz w:val="22"/>
-          <w:szCs w:val="22"/>
-        </w:rPr>
-      </w:pPr>
       <w:r>
         <w:rPr>
           <w:rtl w:val="0"/>
@@ -5140,89 +5440,9 @@
               </w:rPr>
             </w:r>
           </w:p>
-          <w:p>
-            <w:pPr>
-              <w:jc w:val="center"/>
-              <w:rPr>
-                <w:b w:val="1"/>
-                <w:bCs w:val="1"/>
-                <w:sz w:val="22"/>
-                <w:szCs w:val="22"/>
-                <w:highlight w:val="yellow"/>
-              </w:rPr>
-            </w:pPr>
-            <w:r>
-              <w:rPr>
-                <w:rtl w:val="0"/>
-              </w:rPr>
-            </w:r>
-          </w:p>
-          <w:p>
-            <w:pPr>
-              <w:jc w:val="center"/>
-              <w:rPr>
-                <w:b w:val="1"/>
-                <w:bCs w:val="1"/>
-                <w:smallCaps w:val="1"/>
-                <w:highlight w:val="yellow"/>
-              </w:rPr>
-            </w:pPr>
-            <w:r>
-              <w:rPr>
-                <w:b w:val="1"/>
-                <w:bCs w:val="1"/>
-                <w:sz w:val="22"/>
-                <w:szCs w:val="22"/>
-                <w:highlight w:val="yellow"/>
-                <w:rtl w:val="0"/>
-              </w:rPr>
-              <w:t xml:space="preserve"> </w:t>
-            </w:r>
-            <w:r>
-              <w:rPr>
-                <w:rtl w:val="0"/>
-              </w:rPr>
-            </w:r>
-          </w:p>
-          <w:p>
-            <w:pPr>
-              <w:jc w:val="center"/>
-              <w:rPr>
-                <w:b w:val="1"/>
-                <w:bCs w:val="1"/>
-                <w:smallCaps w:val="1"/>
-                <w:highlight w:val="yellow"/>
-              </w:rPr>
-            </w:pPr>
-            <w:r>
-              <w:rPr>
-                <w:rtl w:val="0"/>
-              </w:rPr>
-            </w:r>
-          </w:p>
         </w:tc>
       </w:tr>
     </w:tbl>
-    <w:p>
-      <w:pPr>
-        <w:rPr/>
-      </w:pPr>
-      <w:r>
-        <w:rPr>
-          <w:rtl w:val="0"/>
-        </w:rPr>
-      </w:r>
-    </w:p>
-    <w:p>
-      <w:pPr>
-        <w:rPr/>
-      </w:pPr>
-      <w:r>
-        <w:rPr>
-          <w:rtl w:val="0"/>
-        </w:rPr>
-      </w:r>
-    </w:p>
     <w:p>
       <w:pPr>
         <w:jc w:val="left"/>
@@ -5984,12 +6204,12 @@
                 <wp:extent cx="5530215" cy="551815"/>
                 <wp:effectExtent b="0" l="0" r="0" t="0"/>
                 <wp:wrapNone/>
-                <wp:docPr id="18" name="image2.png"/>
+                <wp:docPr id="18" name="image3.png"/>
                 <a:graphic>
                   <a:graphicData uri="http://schemas.openxmlformats.org/drawingml/2006/picture">
                     <pic:pic>
                       <pic:nvPicPr>
-                        <pic:cNvPr id="0" name="image2.png"/>
+                        <pic:cNvPr id="0" name="image3.png"/>
                         <pic:cNvPicPr preferRelativeResize="0"/>
                       </pic:nvPicPr>
                       <pic:blipFill>
@@ -6204,7 +6424,7 @@
     <w:sdt>
       <w:sdtPr>
         <w:lock w:val="contentLocked"/>
-        <w:id w:val="1656702702"/>
+        <w:id w:val="-1752296683"/>
         <w:tag w:val="goog_rdk_0"/>
       </w:sdtPr>
       <w:sdtContent>
@@ -7979,7 +8199,7 @@
           <w:highlight w:val="yellow"/>
           <w:rtl w:val="0"/>
         </w:rPr>
-        <w:t xml:space="preserve">$00.00 pesos (Cantidad con letra 00/100 M.N.) netos, mediante transferencia bancaria</w:t>
+        <w:t xml:space="preserve">{{DEPOSITO_GARANTIA}} ({{DEPOSITO_GARANTIA_LETRA}}) netos, mediante transferencia bancaria</w:t>
       </w:r>
       <w:r>
         <w:rPr>
@@ -8069,7 +8289,7 @@
           <w:highlight w:val="yellow"/>
           <w:rtl w:val="0"/>
         </w:rPr>
-        <w:t xml:space="preserve">$00.00 pesos (Cantidad con letra 00/100 M.N.) netos.</w:t>
+        <w:t xml:space="preserve">{{DEPOSITO_GARANTIA}} ({{DEPOSITO_GARANTIA_LETRA}}) netos.</w:t>
       </w:r>
       <w:r>
         <w:rPr>
@@ -8133,7 +8353,7 @@
           <w:highlight w:val="yellow"/>
           <w:rtl w:val="0"/>
         </w:rPr>
-        <w:t xml:space="preserve">$00.00 pesos (Cantidad con letra 00/100 M.N.) netos</w:t>
+        <w:t xml:space="preserve">{{DEPOSITO_GARANTIA}} ({{DEPOSITO_GARANTIA_LETRA}}) netos</w:t>
       </w:r>
       <w:r>
         <w:rPr>
@@ -8221,7 +8441,7 @@
           <w:highlight w:val="yellow"/>
           <w:rtl w:val="0"/>
         </w:rPr>
-        <w:t xml:space="preserve">$00.00 pesos (Cantidad con letra 00/100 M.N.) netos</w:t>
+        <w:t xml:space="preserve">{{DEPOSITO_GARANTIA}} ({{DEPOSITO_GARANTIA_LETRA}}) netos</w:t>
       </w:r>
       <w:r>
         <w:rPr>
@@ -9188,12 +9408,12 @@
           <wp:extent cx="4672013" cy="666750"/>
           <wp:effectExtent b="0" l="0" r="0" t="0"/>
           <wp:wrapNone/>
-          <wp:docPr id="19" name="image3.png"/>
+          <wp:docPr id="19" name="image2.png"/>
           <a:graphic>
             <a:graphicData uri="http://schemas.openxmlformats.org/drawingml/2006/picture">
               <pic:pic>
                 <pic:nvPicPr>
-                  <pic:cNvPr id="0" name="image3.png"/>
+                  <pic:cNvPr id="0" name="image2.png"/>
                   <pic:cNvPicPr preferRelativeResize="0"/>
                 </pic:nvPicPr>
                 <pic:blipFill>
